--- a/CV_PubList_Mayr.docx
+++ b/CV_PubList_Mayr.docx
@@ -192,17 +192,8 @@
                 <w:rFonts w:cs="Arial"/>
                 <w:szCs w:val="22"/>
               </w:rPr>
-              <w:t xml:space="preserve">First </w:t>
+              <w:t>First name</w:t>
             </w:r>
-            <w:proofErr w:type="spellStart"/>
-            <w:r>
-              <w:rPr>
-                <w:rFonts w:cs="Arial"/>
-                <w:szCs w:val="22"/>
-              </w:rPr>
-              <w:t>name</w:t>
-            </w:r>
-            <w:proofErr w:type="spellEnd"/>
           </w:p>
         </w:tc>
         <w:tc>
@@ -296,21 +287,12 @@
                 <w:szCs w:val="22"/>
               </w:rPr>
             </w:pPr>
-            <w:proofErr w:type="spellStart"/>
             <w:r>
               <w:rPr>
                 <w:rFonts w:cs="Arial"/>
                 <w:szCs w:val="22"/>
               </w:rPr>
-              <w:t>Current</w:t>
-            </w:r>
-            <w:proofErr w:type="spellEnd"/>
-            <w:r>
-              <w:rPr>
-                <w:rFonts w:cs="Arial"/>
-                <w:szCs w:val="22"/>
-              </w:rPr>
-              <w:t xml:space="preserve"> </w:t>
+              <w:t xml:space="preserve">Current </w:t>
             </w:r>
             <w:r>
               <w:rPr>
@@ -813,27 +795,7 @@
                 <w:szCs w:val="20"/>
                 <w:lang w:val="en-US"/>
               </w:rPr>
-              <w:t xml:space="preserve"> (</w:t>
-            </w:r>
-            <w:proofErr w:type="spellStart"/>
-            <w:r>
-              <w:rPr>
-                <w:rFonts w:cs="Arial"/>
-                <w:sz w:val="20"/>
-                <w:szCs w:val="20"/>
-                <w:lang w:val="en-US"/>
-              </w:rPr>
-              <w:t>Phd</w:t>
-            </w:r>
-            <w:proofErr w:type="spellEnd"/>
-            <w:r>
-              <w:rPr>
-                <w:rFonts w:cs="Arial"/>
-                <w:sz w:val="20"/>
-                <w:szCs w:val="20"/>
-                <w:lang w:val="en-US"/>
-              </w:rPr>
-              <w:t xml:space="preserve"> student)</w:t>
+              <w:t xml:space="preserve"> (Phd student)</w:t>
             </w:r>
             <w:r>
               <w:rPr>
@@ -899,29 +861,7 @@
                 <w:szCs w:val="20"/>
                 <w:lang w:val="en-GB"/>
               </w:rPr>
-              <w:t xml:space="preserve">Graduation: Dr. phil. from Humboldt-Universität </w:t>
-            </w:r>
-            <w:proofErr w:type="spellStart"/>
-            <w:r>
-              <w:rPr>
-                <w:rFonts w:cs="Arial"/>
-                <w:iCs/>
-                <w:sz w:val="20"/>
-                <w:szCs w:val="20"/>
-                <w:lang w:val="en-GB"/>
-              </w:rPr>
-              <w:t>zu</w:t>
-            </w:r>
-            <w:proofErr w:type="spellEnd"/>
-            <w:r>
-              <w:rPr>
-                <w:rFonts w:cs="Arial"/>
-                <w:iCs/>
-                <w:sz w:val="20"/>
-                <w:szCs w:val="20"/>
-                <w:lang w:val="en-GB"/>
-              </w:rPr>
-              <w:t xml:space="preserve"> Berlin, Berlin School of Library and Information Science. </w:t>
+              <w:t xml:space="preserve">Graduation: Dr. phil. from Humboldt-Universität zu Berlin, Berlin School of Library and Information Science. </w:t>
             </w:r>
             <w:r>
               <w:rPr>
@@ -930,27 +870,7 @@
                 <w:sz w:val="20"/>
                 <w:szCs w:val="20"/>
               </w:rPr>
-              <w:t xml:space="preserve">Supervisor: Prof. Dr. W. </w:t>
-            </w:r>
-            <w:proofErr w:type="spellStart"/>
-            <w:r>
-              <w:rPr>
-                <w:rFonts w:cs="Arial"/>
-                <w:iCs/>
-                <w:sz w:val="20"/>
-                <w:szCs w:val="20"/>
-              </w:rPr>
-              <w:t>Umstätter</w:t>
-            </w:r>
-            <w:proofErr w:type="spellEnd"/>
-            <w:r>
-              <w:rPr>
-                <w:rFonts w:cs="Arial"/>
-                <w:iCs/>
-                <w:sz w:val="20"/>
-                <w:szCs w:val="20"/>
-              </w:rPr>
-              <w:t xml:space="preserve"> (Humboldt-Universität zu Berlin) Co-Referent: Prof. Dr. J. Krause (GESIS and Universität Koblenz)</w:t>
+              <w:t>Supervisor: Prof. Dr. W. Umstätter (Humboldt-Universität zu Berlin) Co-Referent: Prof. Dr. J. Krause (GESIS and Universität Koblenz)</w:t>
             </w:r>
           </w:p>
         </w:tc>
@@ -1325,27 +1245,7 @@
           <w:szCs w:val="20"/>
           <w:lang w:val="en-US"/>
         </w:rPr>
-        <w:t xml:space="preserve">Program Chair: JCDL 2022, </w:t>
-      </w:r>
-      <w:proofErr w:type="spellStart"/>
-      <w:r>
-        <w:rPr>
-          <w:rFonts w:cs="Arial"/>
-          <w:sz w:val="20"/>
-          <w:szCs w:val="20"/>
-          <w:lang w:val="en-US"/>
-        </w:rPr>
-        <w:t>SocInfo</w:t>
-      </w:r>
-      <w:proofErr w:type="spellEnd"/>
-      <w:r>
-        <w:rPr>
-          <w:rFonts w:cs="Arial"/>
-          <w:sz w:val="20"/>
-          <w:szCs w:val="20"/>
-          <w:lang w:val="en-US"/>
-        </w:rPr>
-        <w:t xml:space="preserve"> 2022</w:t>
+        <w:t>Program Chair: JCDL 2022, SocInfo 2022</w:t>
       </w:r>
     </w:p>
     <w:p>
@@ -1554,7 +1454,7 @@
           <w:szCs w:val="20"/>
           <w:lang w:val="en-US"/>
         </w:rPr>
-        <w:t>5</w:t>
+        <w:t>6</w:t>
       </w:r>
     </w:p>
     <w:p>
@@ -1606,7 +1506,7 @@
           <w:szCs w:val="20"/>
           <w:lang w:val="en-US"/>
         </w:rPr>
-        <w:t>5</w:t>
+        <w:t>6</w:t>
       </w:r>
     </w:p>
     <w:p>
@@ -1689,6 +1589,15 @@
         </w:rPr>
         <w:t>ACL Rolling Review 2025</w:t>
       </w:r>
+      <w:r>
+        <w:rPr>
+          <w:rFonts w:cs="Arial"/>
+          <w:sz w:val="20"/>
+          <w:szCs w:val="20"/>
+          <w:lang w:val="en-US"/>
+        </w:rPr>
+        <w:t>-2026</w:t>
+      </w:r>
     </w:p>
     <w:p>
       <w:pPr>
@@ -1740,7 +1649,7 @@
           <w:szCs w:val="20"/>
           <w:lang w:val="en-US"/>
         </w:rPr>
-        <w:t>5</w:t>
+        <w:t>6</w:t>
       </w:r>
       <w:r>
         <w:rPr>
@@ -1776,7 +1685,7 @@
           <w:szCs w:val="20"/>
           <w:lang w:val="en-US"/>
         </w:rPr>
-        <w:t>5</w:t>
+        <w:t>6</w:t>
       </w:r>
     </w:p>
     <w:p>
@@ -2110,67 +2019,7 @@
           <w:szCs w:val="20"/>
           <w:lang w:val="en-GB"/>
         </w:rPr>
-        <w:t xml:space="preserve">OPENBIB: Selected curated open metadata based on </w:t>
-      </w:r>
-      <w:proofErr w:type="spellStart"/>
-      <w:r>
-        <w:rPr>
-          <w:rFonts w:cs="Arial"/>
-          <w:sz w:val="20"/>
-          <w:szCs w:val="20"/>
-          <w:lang w:val="en-GB"/>
-        </w:rPr>
-        <w:t>OpenAlex</w:t>
-      </w:r>
-      <w:proofErr w:type="spellEnd"/>
-      <w:r>
-        <w:rPr>
-          <w:rFonts w:cs="Arial"/>
-          <w:sz w:val="20"/>
-          <w:szCs w:val="20"/>
-          <w:lang w:val="en-GB"/>
-        </w:rPr>
-        <w:t xml:space="preserve"> (Version 0.1) [Dataset]. </w:t>
-      </w:r>
-      <w:proofErr w:type="spellStart"/>
-      <w:r>
-        <w:rPr>
-          <w:rFonts w:cs="Arial"/>
-          <w:sz w:val="20"/>
-          <w:szCs w:val="20"/>
-          <w:lang w:val="en-GB"/>
-        </w:rPr>
-        <w:t>Kompetenznetzwerk</w:t>
-      </w:r>
-      <w:proofErr w:type="spellEnd"/>
-      <w:r>
-        <w:rPr>
-          <w:rFonts w:cs="Arial"/>
-          <w:sz w:val="20"/>
-          <w:szCs w:val="20"/>
-          <w:lang w:val="en-GB"/>
-        </w:rPr>
-        <w:t xml:space="preserve"> </w:t>
-      </w:r>
-      <w:proofErr w:type="spellStart"/>
-      <w:r>
-        <w:rPr>
-          <w:rFonts w:cs="Arial"/>
-          <w:sz w:val="20"/>
-          <w:szCs w:val="20"/>
-          <w:lang w:val="en-GB"/>
-        </w:rPr>
-        <w:t>Bibliometrie</w:t>
-      </w:r>
-      <w:proofErr w:type="spellEnd"/>
-      <w:r>
-        <w:rPr>
-          <w:rFonts w:cs="Arial"/>
-          <w:sz w:val="20"/>
-          <w:szCs w:val="20"/>
-          <w:lang w:val="en-GB"/>
-        </w:rPr>
-        <w:t xml:space="preserve">. </w:t>
+        <w:t xml:space="preserve">OPENBIB: Selected curated open metadata based on OpenAlex (Version 0.1) [Dataset]. Kompetenznetzwerk Bibliometrie. </w:t>
       </w:r>
       <w:hyperlink r:id="rId9" w:history="1">
         <w:r>
@@ -2429,27 +2278,7 @@
           <w:szCs w:val="20"/>
           <w:lang w:val="en-GB"/>
         </w:rPr>
-        <w:t xml:space="preserve">The many facets of academic mobility and its impact on scholars’ career. Journal of </w:t>
-      </w:r>
-      <w:proofErr w:type="spellStart"/>
-      <w:r>
-        <w:rPr>
-          <w:rFonts w:cs="Arial"/>
-          <w:sz w:val="20"/>
-          <w:szCs w:val="20"/>
-          <w:lang w:val="en-GB"/>
-        </w:rPr>
-        <w:t>Informetrics</w:t>
-      </w:r>
-      <w:proofErr w:type="spellEnd"/>
-      <w:r>
-        <w:rPr>
-          <w:rFonts w:cs="Arial"/>
-          <w:sz w:val="20"/>
-          <w:szCs w:val="20"/>
-          <w:lang w:val="en-GB"/>
-        </w:rPr>
-        <w:t xml:space="preserve">, 16(2). </w:t>
+        <w:t xml:space="preserve">The many facets of academic mobility and its impact on scholars’ career. Journal of Informetrics, 16(2). </w:t>
       </w:r>
       <w:hyperlink r:id="rId14" w:history="1">
         <w:r>
@@ -2612,47 +2441,7 @@
           <w:szCs w:val="20"/>
           <w:lang w:val="en-GB"/>
         </w:rPr>
-        <w:t xml:space="preserve">The relationship between </w:t>
-      </w:r>
-      <w:proofErr w:type="spellStart"/>
-      <w:r>
-        <w:rPr>
-          <w:rFonts w:cs="Arial"/>
-          <w:sz w:val="20"/>
-          <w:szCs w:val="20"/>
-          <w:lang w:val="en-GB"/>
-        </w:rPr>
-        <w:t>bioRxiv</w:t>
-      </w:r>
-      <w:proofErr w:type="spellEnd"/>
-      <w:r>
-        <w:rPr>
-          <w:rFonts w:cs="Arial"/>
-          <w:sz w:val="20"/>
-          <w:szCs w:val="20"/>
-          <w:lang w:val="en-GB"/>
-        </w:rPr>
-        <w:t xml:space="preserve"> preprints, citations and </w:t>
-      </w:r>
-      <w:proofErr w:type="spellStart"/>
-      <w:r>
-        <w:rPr>
-          <w:rFonts w:cs="Arial"/>
-          <w:sz w:val="20"/>
-          <w:szCs w:val="20"/>
-          <w:lang w:val="en-GB"/>
-        </w:rPr>
-        <w:t>altmetrics</w:t>
-      </w:r>
-      <w:proofErr w:type="spellEnd"/>
-      <w:r>
-        <w:rPr>
-          <w:rFonts w:cs="Arial"/>
-          <w:sz w:val="20"/>
-          <w:szCs w:val="20"/>
-          <w:lang w:val="en-GB"/>
-        </w:rPr>
-        <w:t xml:space="preserve">. Quantitative Science Studies, 1(2), 618–638. </w:t>
+        <w:t xml:space="preserve">The relationship between bioRxiv preprints, citations and altmetrics. Quantitative Science Studies, 1(2), 618–638. </w:t>
       </w:r>
       <w:hyperlink r:id="rId17" w:history="1">
         <w:r>
@@ -3150,27 +2939,7 @@
           <w:szCs w:val="20"/>
           <w:lang w:val="en-US"/>
         </w:rPr>
-        <w:t xml:space="preserve">Overcoming Multilevel </w:t>
-      </w:r>
-      <w:proofErr w:type="spellStart"/>
-      <w:r>
-        <w:rPr>
-          <w:rFonts w:cs="Arial"/>
-          <w:sz w:val="20"/>
-          <w:szCs w:val="20"/>
-          <w:lang w:val="en-US"/>
-        </w:rPr>
-        <w:t>INformation</w:t>
-      </w:r>
-      <w:proofErr w:type="spellEnd"/>
-      <w:r>
-        <w:rPr>
-          <w:rFonts w:cs="Arial"/>
-          <w:sz w:val="20"/>
-          <w:szCs w:val="20"/>
-          <w:lang w:val="en-US"/>
-        </w:rPr>
-        <w:t xml:space="preserve"> Overload (</w:t>
+        <w:t>Overcoming Multilevel INformation Overload (</w:t>
       </w:r>
       <w:r>
         <w:rPr>
@@ -3237,13 +3006,15 @@
           <w:rFonts w:cs="Arial"/>
           <w:sz w:val="20"/>
           <w:szCs w:val="20"/>
-        </w:rPr>
-      </w:pPr>
-      <w:r>
-        <w:rPr>
-          <w:rFonts w:cs="Arial"/>
-          <w:sz w:val="20"/>
-          <w:szCs w:val="20"/>
+          <w:lang w:val="en-US"/>
+        </w:rPr>
+      </w:pPr>
+      <w:r>
+        <w:rPr>
+          <w:rFonts w:cs="Arial"/>
+          <w:sz w:val="20"/>
+          <w:szCs w:val="20"/>
+          <w:lang w:val="en-US"/>
         </w:rPr>
         <w:t>2023 – 202</w:t>
       </w:r>
@@ -3252,6 +3023,7 @@
           <w:rFonts w:cs="Arial"/>
           <w:sz w:val="20"/>
           <w:szCs w:val="20"/>
+          <w:lang w:val="en-US"/>
         </w:rPr>
         <w:t>5</w:t>
       </w:r>
@@ -3260,27 +3032,10 @@
           <w:rFonts w:cs="Arial"/>
           <w:sz w:val="20"/>
           <w:szCs w:val="20"/>
+          <w:lang w:val="en-US"/>
         </w:rPr>
         <w:tab/>
-        <w:t xml:space="preserve">BMBF </w:t>
-      </w:r>
-      <w:proofErr w:type="spellStart"/>
-      <w:r>
-        <w:rPr>
-          <w:rFonts w:cs="Arial"/>
-          <w:sz w:val="20"/>
-          <w:szCs w:val="20"/>
-        </w:rPr>
-        <w:t>projects</w:t>
-      </w:r>
-      <w:proofErr w:type="spellEnd"/>
-      <w:r>
-        <w:rPr>
-          <w:rFonts w:cs="Arial"/>
-          <w:sz w:val="20"/>
-          <w:szCs w:val="20"/>
-        </w:rPr>
-        <w:t xml:space="preserve"> “</w:t>
+        <w:t>BMBF projects “</w:t>
       </w:r>
       <w:r>
         <w:rPr>
@@ -3289,6 +3044,7 @@
           <w:bCs/>
           <w:sz w:val="20"/>
           <w:szCs w:val="20"/>
+          <w:lang w:val="en-US"/>
         </w:rPr>
         <w:t>KB Mining</w:t>
       </w:r>
@@ -3297,46 +3053,10 @@
           <w:rFonts w:cs="Arial"/>
           <w:sz w:val="20"/>
           <w:szCs w:val="20"/>
-        </w:rPr>
-        <w:t xml:space="preserve"> - Autoren Disambiguierung” and “Komparative Analyse und </w:t>
-      </w:r>
-      <w:proofErr w:type="spellStart"/>
-      <w:r>
-        <w:rPr>
-          <w:rFonts w:cs="Arial"/>
-          <w:sz w:val="20"/>
-          <w:szCs w:val="20"/>
-        </w:rPr>
-        <w:t>Kuratierung</w:t>
-      </w:r>
-      <w:proofErr w:type="spellEnd"/>
-      <w:r>
-        <w:rPr>
-          <w:rFonts w:cs="Arial"/>
-          <w:sz w:val="20"/>
-          <w:szCs w:val="20"/>
-        </w:rPr>
-        <w:t xml:space="preserve"> Deutscher Metadaten in Offenen </w:t>
-      </w:r>
-      <w:proofErr w:type="spellStart"/>
-      <w:r>
-        <w:rPr>
-          <w:rFonts w:cs="Arial"/>
-          <w:sz w:val="20"/>
-          <w:szCs w:val="20"/>
-        </w:rPr>
-        <w:t>Bibliometriedaten</w:t>
-      </w:r>
-      <w:proofErr w:type="spellEnd"/>
-      <w:r>
-        <w:rPr>
-          <w:rFonts w:cs="Arial"/>
-          <w:sz w:val="20"/>
-          <w:szCs w:val="20"/>
-        </w:rPr>
-        <w:t xml:space="preserve"> (</w:t>
-      </w:r>
-      <w:proofErr w:type="spellStart"/>
+          <w:lang w:val="en-US"/>
+        </w:rPr>
+        <w:t xml:space="preserve"> - Autoren Disambiguierung” and “Komparative Analyse und Kuratierung Deutscher Metadaten in Offenen Bibliometriedaten (</w:t>
+      </w:r>
       <w:r>
         <w:rPr>
           <w:rFonts w:cs="Arial"/>
@@ -3344,15 +3064,16 @@
           <w:bCs/>
           <w:sz w:val="20"/>
           <w:szCs w:val="20"/>
+          <w:lang w:val="en-US"/>
         </w:rPr>
         <w:t>OpenBib</w:t>
       </w:r>
-      <w:proofErr w:type="spellEnd"/>
-      <w:r>
-        <w:rPr>
-          <w:rFonts w:cs="Arial"/>
-          <w:sz w:val="20"/>
-          <w:szCs w:val="20"/>
+      <w:r>
+        <w:rPr>
+          <w:rFonts w:cs="Arial"/>
+          <w:sz w:val="20"/>
+          <w:szCs w:val="20"/>
+          <w:lang w:val="en-US"/>
         </w:rPr>
         <w:t>)</w:t>
       </w:r>
@@ -3363,6 +3084,7 @@
           <w:bCs/>
           <w:sz w:val="20"/>
           <w:szCs w:val="20"/>
+          <w:lang w:val="en-US"/>
         </w:rPr>
         <w:t>“</w:t>
       </w:r>
@@ -3371,26 +3093,9 @@
           <w:rFonts w:cs="Arial"/>
           <w:sz w:val="20"/>
           <w:szCs w:val="20"/>
-        </w:rPr>
-        <w:t xml:space="preserve">, </w:t>
-      </w:r>
-      <w:proofErr w:type="spellStart"/>
-      <w:r>
-        <w:rPr>
-          <w:rFonts w:cs="Arial"/>
-          <w:sz w:val="20"/>
-          <w:szCs w:val="20"/>
-        </w:rPr>
-        <w:t>Role</w:t>
-      </w:r>
-      <w:proofErr w:type="spellEnd"/>
-      <w:r>
-        <w:rPr>
-          <w:rFonts w:cs="Arial"/>
-          <w:sz w:val="20"/>
-          <w:szCs w:val="20"/>
-        </w:rPr>
-        <w:t>: Co-PI</w:t>
+          <w:lang w:val="en-US"/>
+        </w:rPr>
+        <w:t>, Role: Co-PI</w:t>
       </w:r>
     </w:p>
     <w:p>
@@ -3423,25 +3128,14 @@
         <w:tab/>
         <w:t>DFG project “</w:t>
       </w:r>
-      <w:proofErr w:type="spellStart"/>
-      <w:r>
-        <w:rPr>
-          <w:rFonts w:cs="Arial"/>
-          <w:sz w:val="20"/>
-          <w:szCs w:val="20"/>
-          <w:lang w:val="en-US"/>
-        </w:rPr>
-        <w:t>VAriable</w:t>
-      </w:r>
-      <w:proofErr w:type="spellEnd"/>
-      <w:r>
-        <w:rPr>
-          <w:rFonts w:cs="Arial"/>
-          <w:sz w:val="20"/>
-          <w:szCs w:val="20"/>
-          <w:lang w:val="en-US"/>
-        </w:rPr>
-        <w:t xml:space="preserve"> Detection, Interlinking and Summarization (</w:t>
+      <w:r>
+        <w:rPr>
+          <w:rFonts w:cs="Arial"/>
+          <w:sz w:val="20"/>
+          <w:szCs w:val="20"/>
+          <w:lang w:val="en-US"/>
+        </w:rPr>
+        <w:t>VAriable Detection, Interlinking and Summarization (</w:t>
       </w:r>
       <w:r>
         <w:rPr>
@@ -3583,19 +3277,8 @@
           <w:szCs w:val="20"/>
           <w:lang w:val="en-US"/>
         </w:rPr>
-        <w:t xml:space="preserve"> – Fachinformationsdienst </w:t>
-      </w:r>
-      <w:proofErr w:type="spellStart"/>
-      <w:r>
-        <w:rPr>
-          <w:rFonts w:cs="Arial"/>
-          <w:sz w:val="20"/>
-          <w:szCs w:val="20"/>
-          <w:lang w:val="en-US"/>
-        </w:rPr>
-        <w:t>Soziologie</w:t>
-      </w:r>
-      <w:proofErr w:type="spellEnd"/>
+        <w:t xml:space="preserve"> – Fachinformationsdienst Soziologie</w:t>
+      </w:r>
       <w:r>
         <w:rPr>
           <w:rFonts w:cs="Arial"/>
@@ -3663,7 +3346,6 @@
         </w:rPr>
         <w:t>“</w:t>
       </w:r>
-      <w:proofErr w:type="spellStart"/>
       <w:r>
         <w:rPr>
           <w:rFonts w:cs="Arial"/>
@@ -3675,7 +3357,6 @@
         </w:rPr>
         <w:t>ConDATA</w:t>
       </w:r>
-      <w:proofErr w:type="spellEnd"/>
       <w:r>
         <w:rPr>
           <w:rFonts w:cs="Arial"/>
@@ -3743,25 +3424,7 @@
           <w:szCs w:val="20"/>
         </w:rPr>
         <w:tab/>
-        <w:t xml:space="preserve">BMBF </w:t>
-      </w:r>
-      <w:proofErr w:type="spellStart"/>
-      <w:r>
-        <w:rPr>
-          <w:rFonts w:cs="Arial"/>
-          <w:sz w:val="20"/>
-          <w:szCs w:val="20"/>
-        </w:rPr>
-        <w:t>project</w:t>
-      </w:r>
-      <w:proofErr w:type="spellEnd"/>
-      <w:r>
-        <w:rPr>
-          <w:rFonts w:cs="Arial"/>
-          <w:sz w:val="20"/>
-          <w:szCs w:val="20"/>
-        </w:rPr>
-        <w:t xml:space="preserve"> “</w:t>
+        <w:t>BMBF project “</w:t>
       </w:r>
       <w:r>
         <w:rPr>
@@ -3814,25 +3477,7 @@
           <w:sz w:val="20"/>
           <w:szCs w:val="20"/>
         </w:rPr>
-        <w:t xml:space="preserve"> </w:t>
-      </w:r>
-      <w:proofErr w:type="spellStart"/>
-      <w:r>
-        <w:rPr>
-          <w:rFonts w:cs="Arial"/>
-          <w:sz w:val="20"/>
-          <w:szCs w:val="20"/>
-        </w:rPr>
-        <w:t>Role</w:t>
-      </w:r>
-      <w:proofErr w:type="spellEnd"/>
-      <w:r>
-        <w:rPr>
-          <w:rFonts w:cs="Arial"/>
-          <w:sz w:val="20"/>
-          <w:szCs w:val="20"/>
-        </w:rPr>
-        <w:t xml:space="preserve">: </w:t>
+        <w:t xml:space="preserve"> Role: </w:t>
       </w:r>
       <w:r>
         <w:rPr>
@@ -3983,16 +3628,7 @@
           <w:szCs w:val="20"/>
         </w:rPr>
         <w:tab/>
-        <w:t xml:space="preserve">DFG </w:t>
-      </w:r>
-      <w:proofErr w:type="spellStart"/>
-      <w:r>
-        <w:rPr>
-          <w:rFonts w:cs="Arial"/>
-          <w:sz w:val="20"/>
-          <w:szCs w:val="20"/>
-        </w:rPr>
-        <w:t>project</w:t>
+        <w:t>DFG project</w:t>
       </w:r>
       <w:r>
         <w:rPr>
@@ -4002,7 +3638,6 @@
         </w:rPr>
         <w:t>s</w:t>
       </w:r>
-      <w:proofErr w:type="spellEnd"/>
       <w:r>
         <w:rPr>
           <w:rFonts w:cs="Arial"/>
@@ -4043,25 +3678,7 @@
           <w:sz w:val="20"/>
           <w:szCs w:val="20"/>
         </w:rPr>
-        <w:t xml:space="preserve">”, </w:t>
-      </w:r>
-      <w:proofErr w:type="spellStart"/>
-      <w:r>
-        <w:rPr>
-          <w:rFonts w:cs="Arial"/>
-          <w:sz w:val="20"/>
-          <w:szCs w:val="20"/>
-        </w:rPr>
-        <w:t>Role</w:t>
-      </w:r>
-      <w:proofErr w:type="spellEnd"/>
-      <w:r>
-        <w:rPr>
-          <w:rFonts w:cs="Arial"/>
-          <w:sz w:val="20"/>
-          <w:szCs w:val="20"/>
-        </w:rPr>
-        <w:t xml:space="preserve">: </w:t>
+        <w:t xml:space="preserve">”, Role: </w:t>
       </w:r>
       <w:r>
         <w:rPr>
@@ -4710,25 +4327,7 @@
               <w:sz w:val="17"/>
               <w:szCs w:val="17"/>
             </w:rPr>
-            <w:t xml:space="preserve"> postal </w:t>
-          </w:r>
-          <w:proofErr w:type="spellStart"/>
-          <w:r>
-            <w:rPr>
-              <w:rFonts w:cs="Arial"/>
-              <w:sz w:val="17"/>
-              <w:szCs w:val="17"/>
-            </w:rPr>
-            <w:t>address</w:t>
-          </w:r>
-          <w:proofErr w:type="spellEnd"/>
-          <w:r>
-            <w:rPr>
-              <w:rFonts w:cs="Arial"/>
-              <w:sz w:val="17"/>
-              <w:szCs w:val="17"/>
-            </w:rPr>
-            <w:t>: 53170 Bonn</w:t>
+            <w:t xml:space="preserve"> postal address: 53170 Bonn</w:t>
           </w:r>
         </w:p>
         <w:p>
@@ -4993,17 +4592,8 @@
         <w:sz w:val="17"/>
         <w:szCs w:val="17"/>
       </w:rPr>
-      <w:t xml:space="preserve"> </w:t>
+      <w:t xml:space="preserve"> of</w:t>
     </w:r>
-    <w:proofErr w:type="spellStart"/>
-    <w:r>
-      <w:rPr>
-        <w:sz w:val="17"/>
-        <w:szCs w:val="17"/>
-      </w:rPr>
-      <w:t>of</w:t>
-    </w:r>
-    <w:proofErr w:type="spellEnd"/>
     <w:r>
       <w:rPr>
         <w:sz w:val="17"/>
@@ -5193,7 +4783,6 @@
       </w:rPr>
       <w:t xml:space="preserve"> </w:t>
     </w:r>
-    <w:proofErr w:type="spellStart"/>
     <w:r>
       <w:rPr>
         <w:rFonts w:cs="Arial"/>
@@ -5202,7 +4791,6 @@
       </w:rPr>
       <w:t>of</w:t>
     </w:r>
-    <w:proofErr w:type="spellEnd"/>
     <w:r>
       <w:rPr>
         <w:rFonts w:cs="Arial"/>
